--- a/Другое/работа/Задачи Производственного отдела..docx
+++ b/Другое/работа/Задачи Производственного отдела..docx
@@ -1,6 +1,6 @@
 
 <file path=word/document.xml><?xml version="1.0" encoding="utf-8"?>
-<w:document xmlns:wpc="http://schemas.microsoft.com/office/word/2010/wordprocessingCanvas" xmlns:cx="http://schemas.microsoft.com/office/drawing/2014/chartex" xmlns:cx1="http://schemas.microsoft.com/office/drawing/2015/9/8/chartex" xmlns:cx2="http://schemas.microsoft.com/office/drawing/2015/10/21/chartex" xmlns:cx3="http://schemas.microsoft.com/office/drawing/2016/5/9/chartex" xmlns:cx4="http://schemas.microsoft.com/office/drawing/2016/5/10/chartex" xmlns:cx5="http://schemas.microsoft.com/office/drawing/2016/5/11/chartex" xmlns:cx6="http://schemas.microsoft.com/office/drawing/2016/5/12/chartex" xmlns:cx7="http://schemas.microsoft.com/office/drawing/2016/5/13/chartex" xmlns:cx8="http://schemas.microsoft.com/office/drawing/2016/5/14/chartex" xmlns:mc="http://schemas.openxmlformats.org/markup-compatibility/2006" xmlns:aink="http://schemas.microsoft.com/office/drawing/2016/ink" xmlns:am3d="http://schemas.microsoft.com/office/drawing/2017/model3d" xmlns:o="urn:schemas-microsoft-com:office:office" xmlns:oel="http://schemas.microsoft.com/office/2019/extlst" xmlns:r="http://schemas.openxmlformats.org/officeDocument/2006/relationships" xmlns:m="http://schemas.openxmlformats.org/officeDocument/2006/math" xmlns:v="urn:schemas-microsoft-com:vml" xmlns:wp14="http://schemas.microsoft.com/office/word/2010/wordprocessingDrawing" xmlns:wp="http://schemas.openxmlformats.org/drawingml/2006/wordprocessingDrawing" xmlns:w10="urn:schemas-microsoft-com:office:word" xmlns:w="http://schemas.openxmlformats.org/wordprocessingml/2006/main" xmlns:w14="http://schemas.microsoft.com/office/word/2010/wordml" xmlns:w15="http://schemas.microsoft.com/office/word/2012/wordml" xmlns:w16cex="http://schemas.microsoft.com/office/word/2018/wordml/cex" xmlns:w16cid="http://schemas.microsoft.com/office/word/2016/wordml/cid" xmlns:w16="http://schemas.microsoft.com/office/word/2018/wordml" xmlns:w16du="http://schemas.microsoft.com/office/word/2023/wordml/word16du" xmlns:w16sdtdh="http://schemas.microsoft.com/office/word/2020/wordml/sdtdatahash" xmlns:w16sdtfl="http://schemas.microsoft.com/office/word/2024/wordml/sdtformatlock" xmlns:w16se="http://schemas.microsoft.com/office/word/2015/wordml/symex" xmlns:wpg="http://schemas.microsoft.com/office/word/2010/wordprocessingGroup" xmlns:wpi="http://schemas.microsoft.com/office/word/2010/wordprocessingInk" xmlns:wne="http://schemas.microsoft.com/office/word/2006/wordml" xmlns:wps="http://schemas.microsoft.com/office/word/2010/wordprocessingShape" mc:Ignorable="w14 w15 w16se w16cid w16 w16cex w16sdtdh w16sdtfl w16du wp14">
+<w:document xmlns:wpc="http://schemas.microsoft.com/office/word/2010/wordprocessingCanvas" xmlns:cx="http://schemas.microsoft.com/office/drawing/2014/chartex" xmlns:mc="http://schemas.openxmlformats.org/markup-compatibility/2006" xmlns:o="urn:schemas-microsoft-com:office:office" xmlns:r="http://schemas.openxmlformats.org/officeDocument/2006/relationships" xmlns:m="http://schemas.openxmlformats.org/officeDocument/2006/math" xmlns:v="urn:schemas-microsoft-com:vml" xmlns:wp14="http://schemas.microsoft.com/office/word/2010/wordprocessingDrawing" xmlns:wp="http://schemas.openxmlformats.org/drawingml/2006/wordprocessingDrawing" xmlns:w10="urn:schemas-microsoft-com:office:word" xmlns:w="http://schemas.openxmlformats.org/wordprocessingml/2006/main" xmlns:w14="http://schemas.microsoft.com/office/word/2010/wordml" xmlns:w15="http://schemas.microsoft.com/office/word/2012/wordml" xmlns:w16se="http://schemas.microsoft.com/office/word/2015/wordml/symex" xmlns:wpg="http://schemas.microsoft.com/office/word/2010/wordprocessingGroup" xmlns:wpi="http://schemas.microsoft.com/office/word/2010/wordprocessingInk" xmlns:wne="http://schemas.microsoft.com/office/word/2006/wordml" xmlns:wps="http://schemas.microsoft.com/office/word/2010/wordprocessingShape" mc:Ignorable="w14 w15 w16se wp14">
   <w:body>
     <w:p>
       <w:pPr>
@@ -154,6 +154,44 @@
     <w:p>
       <w:pPr>
         <w:pStyle w:val="a6"/>
+        <w:adjustRightInd w:val="0"/>
+        <w:spacing w:after="0"/>
+        <w:jc w:val="both"/>
+        <w:outlineLvl w:val="1"/>
+        <w:rPr>
+          <w:szCs w:val="28"/>
+        </w:rPr>
+      </w:pPr>
+      <w:r>
+        <w:rPr>
+          <w:szCs w:val="28"/>
+          <w:highlight w:val="yellow"/>
+        </w:rPr>
+        <w:t>Речь про приемку работ на объекте?</w:t>
+      </w:r>
+    </w:p>
+    <w:p>
+      <w:pPr>
+        <w:pStyle w:val="a6"/>
+        <w:adjustRightInd w:val="0"/>
+        <w:spacing w:after="0"/>
+        <w:jc w:val="both"/>
+        <w:outlineLvl w:val="1"/>
+        <w:rPr>
+          <w:szCs w:val="28"/>
+        </w:rPr>
+      </w:pPr>
+      <w:r>
+        <w:rPr>
+          <w:szCs w:val="28"/>
+          <w:highlight w:val="yellow"/>
+        </w:rPr>
+        <w:t>Какой-то отчет оформляется по итогам такого выезда?</w:t>
+      </w:r>
+    </w:p>
+    <w:p>
+      <w:pPr>
+        <w:pStyle w:val="a6"/>
         <w:numPr>
           <w:ilvl w:val="0"/>
           <w:numId w:val="2"/>
@@ -176,6 +214,25 @@
     <w:p>
       <w:pPr>
         <w:pStyle w:val="a6"/>
+        <w:adjustRightInd w:val="0"/>
+        <w:spacing w:after="0"/>
+        <w:jc w:val="both"/>
+        <w:outlineLvl w:val="1"/>
+        <w:rPr>
+          <w:szCs w:val="28"/>
+        </w:rPr>
+      </w:pPr>
+      <w:r>
+        <w:rPr>
+          <w:szCs w:val="28"/>
+          <w:highlight w:val="yellow"/>
+        </w:rPr>
+        <w:t>Каким образом проходит контроль?</w:t>
+      </w:r>
+    </w:p>
+    <w:p>
+      <w:pPr>
+        <w:pStyle w:val="a6"/>
         <w:numPr>
           <w:ilvl w:val="0"/>
           <w:numId w:val="2"/>
@@ -228,6 +285,44 @@
     <w:p>
       <w:pPr>
         <w:pStyle w:val="a6"/>
+        <w:adjustRightInd w:val="0"/>
+        <w:spacing w:after="0"/>
+        <w:jc w:val="both"/>
+        <w:outlineLvl w:val="1"/>
+        <w:rPr>
+          <w:szCs w:val="28"/>
+        </w:rPr>
+      </w:pPr>
+      <w:r>
+        <w:rPr>
+          <w:szCs w:val="28"/>
+          <w:highlight w:val="yellow"/>
+        </w:rPr>
+        <w:t>По сути, речь тоже про выезд на объект?</w:t>
+      </w:r>
+    </w:p>
+    <w:p>
+      <w:pPr>
+        <w:pStyle w:val="a6"/>
+        <w:adjustRightInd w:val="0"/>
+        <w:spacing w:after="0"/>
+        <w:jc w:val="both"/>
+        <w:outlineLvl w:val="1"/>
+        <w:rPr>
+          <w:szCs w:val="28"/>
+        </w:rPr>
+      </w:pPr>
+      <w:r>
+        <w:rPr>
+          <w:szCs w:val="28"/>
+          <w:highlight w:val="yellow"/>
+        </w:rPr>
+        <w:t>Какой-то отчет оформляется по итогам такого выезда?</w:t>
+      </w:r>
+    </w:p>
+    <w:p>
+      <w:pPr>
+        <w:pStyle w:val="a6"/>
         <w:numPr>
           <w:ilvl w:val="0"/>
           <w:numId w:val="2"/>
@@ -250,6 +345,25 @@
     <w:p>
       <w:pPr>
         <w:pStyle w:val="a6"/>
+        <w:adjustRightInd w:val="0"/>
+        <w:spacing w:after="0"/>
+        <w:jc w:val="both"/>
+        <w:outlineLvl w:val="1"/>
+        <w:rPr>
+          <w:szCs w:val="28"/>
+        </w:rPr>
+      </w:pPr>
+      <w:r>
+        <w:rPr>
+          <w:szCs w:val="28"/>
+          <w:highlight w:val="green"/>
+        </w:rPr>
+        <w:t>Написание претензионных писем</w:t>
+      </w:r>
+    </w:p>
+    <w:p>
+      <w:pPr>
+        <w:pStyle w:val="a6"/>
         <w:numPr>
           <w:ilvl w:val="0"/>
           <w:numId w:val="2"/>
@@ -271,6 +385,64 @@
     </w:p>
     <w:p>
       <w:pPr>
+        <w:pStyle w:val="a6"/>
+        <w:adjustRightInd w:val="0"/>
+        <w:spacing w:after="0"/>
+        <w:jc w:val="both"/>
+        <w:outlineLvl w:val="1"/>
+        <w:rPr>
+          <w:szCs w:val="28"/>
+          <w:highlight w:val="yellow"/>
+        </w:rPr>
+      </w:pPr>
+      <w:r>
+        <w:rPr>
+          <w:szCs w:val="28"/>
+          <w:highlight w:val="yellow"/>
+        </w:rPr>
+        <w:t>Каким образом осуществляется контроль?</w:t>
+      </w:r>
+    </w:p>
+    <w:p>
+      <w:pPr>
+        <w:pStyle w:val="a6"/>
+        <w:adjustRightInd w:val="0"/>
+        <w:spacing w:after="0"/>
+        <w:jc w:val="both"/>
+        <w:outlineLvl w:val="1"/>
+        <w:rPr>
+          <w:szCs w:val="28"/>
+        </w:rPr>
+      </w:pPr>
+      <w:r>
+        <w:rPr>
+          <w:szCs w:val="28"/>
+          <w:highlight w:val="yellow"/>
+        </w:rPr>
+        <w:t>По сути, тоже про выезд на объект?</w:t>
+      </w:r>
+    </w:p>
+    <w:p>
+      <w:pPr>
+        <w:pStyle w:val="a6"/>
+        <w:adjustRightInd w:val="0"/>
+        <w:spacing w:after="0"/>
+        <w:jc w:val="both"/>
+        <w:outlineLvl w:val="1"/>
+        <w:rPr>
+          <w:szCs w:val="28"/>
+        </w:rPr>
+      </w:pPr>
+      <w:r>
+        <w:rPr>
+          <w:szCs w:val="28"/>
+          <w:highlight w:val="yellow"/>
+        </w:rPr>
+        <w:t>Какой-то отчет оформляется по итогам такого выезда?</w:t>
+      </w:r>
+    </w:p>
+    <w:p>
+      <w:pPr>
         <w:adjustRightInd w:val="0"/>
         <w:spacing w:after="0"/>
         <w:jc w:val="both"/>
@@ -392,6 +564,72 @@
     <w:p>
       <w:pPr>
         <w:pStyle w:val="a6"/>
+        <w:adjustRightInd w:val="0"/>
+        <w:spacing w:after="0"/>
+        <w:jc w:val="both"/>
+        <w:outlineLvl w:val="1"/>
+        <w:rPr>
+          <w:szCs w:val="28"/>
+          <w:highlight w:val="yellow"/>
+        </w:rPr>
+      </w:pPr>
+      <w:r>
+        <w:rPr>
+          <w:szCs w:val="28"/>
+          <w:highlight w:val="yellow"/>
+        </w:rPr>
+        <w:t>По сути про выезд на объект?</w:t>
+      </w:r>
+    </w:p>
+    <w:p>
+      <w:pPr>
+        <w:pStyle w:val="a6"/>
+        <w:adjustRightInd w:val="0"/>
+        <w:spacing w:after="0"/>
+        <w:jc w:val="both"/>
+        <w:outlineLvl w:val="1"/>
+        <w:rPr>
+          <w:szCs w:val="28"/>
+          <w:highlight w:val="yellow"/>
+        </w:rPr>
+      </w:pPr>
+      <w:r>
+        <w:rPr>
+          <w:szCs w:val="28"/>
+          <w:highlight w:val="yellow"/>
+        </w:rPr>
+        <w:t>Паспорта и сертификаты проверяются на объекте?</w:t>
+      </w:r>
+    </w:p>
+    <w:p>
+      <w:pPr>
+        <w:pStyle w:val="a6"/>
+        <w:adjustRightInd w:val="0"/>
+        <w:spacing w:after="0"/>
+        <w:jc w:val="both"/>
+        <w:outlineLvl w:val="1"/>
+        <w:rPr>
+          <w:szCs w:val="28"/>
+        </w:rPr>
+      </w:pPr>
+      <w:r>
+        <w:rPr>
+          <w:szCs w:val="28"/>
+          <w:highlight w:val="yellow"/>
+        </w:rPr>
+        <w:t>Какой-то отчет</w:t>
+      </w:r>
+      <w:r>
+        <w:rPr>
+          <w:szCs w:val="28"/>
+          <w:highlight w:val="yellow"/>
+        </w:rPr>
+        <w:t xml:space="preserve"> оформляется по итогам такого выезда?</w:t>
+      </w:r>
+    </w:p>
+    <w:p>
+      <w:pPr>
+        <w:pStyle w:val="a6"/>
         <w:numPr>
           <w:ilvl w:val="0"/>
           <w:numId w:val="2"/>
@@ -462,7 +700,14 @@
         <w:rPr>
           <w:szCs w:val="28"/>
         </w:rPr>
-        <w:t xml:space="preserve"> устроенных слоев дорожной одежды</w:t>
+        <w:t xml:space="preserve"> устроенных слоев </w:t>
+      </w:r>
+      <w:r>
+        <w:rPr>
+          <w:szCs w:val="28"/>
+        </w:rPr>
+        <w:lastRenderedPageBreak/>
+        <w:t>дорожной одежды</w:t>
       </w:r>
       <w:r>
         <w:rPr>
@@ -501,6 +746,52 @@
           <w:szCs w:val="28"/>
         </w:rPr>
         <w:t>).</w:t>
+      </w:r>
+    </w:p>
+    <w:p>
+      <w:pPr>
+        <w:pStyle w:val="a6"/>
+        <w:adjustRightInd w:val="0"/>
+        <w:spacing w:after="0"/>
+        <w:jc w:val="both"/>
+        <w:outlineLvl w:val="1"/>
+        <w:rPr>
+          <w:szCs w:val="28"/>
+          <w:highlight w:val="yellow"/>
+        </w:rPr>
+      </w:pPr>
+      <w:r>
+        <w:rPr>
+          <w:szCs w:val="28"/>
+          <w:highlight w:val="yellow"/>
+        </w:rPr>
+        <w:t>По сути про выезд на объект?</w:t>
+      </w:r>
+    </w:p>
+    <w:p>
+      <w:pPr>
+        <w:pStyle w:val="a6"/>
+        <w:adjustRightInd w:val="0"/>
+        <w:spacing w:after="0"/>
+        <w:jc w:val="both"/>
+        <w:outlineLvl w:val="1"/>
+        <w:rPr>
+          <w:szCs w:val="28"/>
+        </w:rPr>
+      </w:pPr>
+      <w:r>
+        <w:rPr>
+          <w:szCs w:val="28"/>
+          <w:highlight w:val="yellow"/>
+        </w:rPr>
+        <w:t>Какой-то отчет</w:t>
+      </w:r>
+      <w:r>
+        <w:rPr>
+          <w:szCs w:val="28"/>
+          <w:highlight w:val="yellow"/>
+        </w:rPr>
+        <w:t xml:space="preserve"> оформляется по итогам такого выезда?</w:t>
       </w:r>
     </w:p>
     <w:p>
@@ -558,19 +849,46 @@
         <w:rPr>
           <w:szCs w:val="28"/>
         </w:rPr>
-        <w:t xml:space="preserve">уклонов </w:t>
-      </w:r>
-      <w:r>
-        <w:rPr>
-          <w:szCs w:val="28"/>
-        </w:rPr>
-        <w:t>покрытия</w:t>
-      </w:r>
-      <w:r>
-        <w:rPr>
-          <w:szCs w:val="28"/>
-        </w:rPr>
-        <w:t>)</w:t>
+        <w:t>уклонов покрытия)</w:t>
+      </w:r>
+    </w:p>
+    <w:p>
+      <w:pPr>
+        <w:pStyle w:val="a6"/>
+        <w:adjustRightInd w:val="0"/>
+        <w:spacing w:after="0"/>
+        <w:jc w:val="both"/>
+        <w:outlineLvl w:val="1"/>
+        <w:rPr>
+          <w:szCs w:val="28"/>
+          <w:highlight w:val="yellow"/>
+        </w:rPr>
+      </w:pPr>
+      <w:r>
+        <w:rPr>
+          <w:szCs w:val="28"/>
+          <w:highlight w:val="yellow"/>
+        </w:rPr>
+        <w:t>Как происходит отбор проб?</w:t>
+      </w:r>
+    </w:p>
+    <w:p>
+      <w:pPr>
+        <w:pStyle w:val="a6"/>
+        <w:adjustRightInd w:val="0"/>
+        <w:spacing w:after="0"/>
+        <w:jc w:val="both"/>
+        <w:outlineLvl w:val="1"/>
+        <w:rPr>
+          <w:szCs w:val="28"/>
+        </w:rPr>
+      </w:pPr>
+      <w:r>
+        <w:rPr>
+          <w:szCs w:val="28"/>
+          <w:highlight w:val="yellow"/>
+        </w:rPr>
+        <w:t>После отбора проб оформляется какой-то документ?</w:t>
       </w:r>
     </w:p>
     <w:p>
@@ -737,6 +1055,77 @@
     <w:p>
       <w:pPr>
         <w:pStyle w:val="a6"/>
+        <w:adjustRightInd w:val="0"/>
+        <w:jc w:val="both"/>
+        <w:outlineLvl w:val="1"/>
+        <w:rPr>
+          <w:szCs w:val="28"/>
+          <w:highlight w:val="yellow"/>
+        </w:rPr>
+      </w:pPr>
+      <w:r>
+        <w:rPr>
+          <w:szCs w:val="28"/>
+          <w:highlight w:val="yellow"/>
+        </w:rPr>
+        <w:t>Как проходит этот процесс?</w:t>
+      </w:r>
+    </w:p>
+    <w:p>
+      <w:pPr>
+        <w:pStyle w:val="a6"/>
+        <w:adjustRightInd w:val="0"/>
+        <w:jc w:val="both"/>
+        <w:outlineLvl w:val="1"/>
+        <w:rPr>
+          <w:szCs w:val="28"/>
+        </w:rPr>
+      </w:pPr>
+      <w:r>
+        <w:rPr>
+          <w:szCs w:val="28"/>
+          <w:highlight w:val="yellow"/>
+        </w:rPr>
+        <w:t>Сколько занимает по времени?</w:t>
+      </w:r>
+    </w:p>
+    <w:p>
+      <w:pPr>
+        <w:pStyle w:val="a6"/>
+        <w:adjustRightInd w:val="0"/>
+        <w:jc w:val="both"/>
+        <w:outlineLvl w:val="1"/>
+        <w:rPr>
+          <w:szCs w:val="28"/>
+        </w:rPr>
+      </w:pPr>
+      <w:r>
+        <w:rPr>
+          <w:szCs w:val="28"/>
+          <w:highlight w:val="yellow"/>
+        </w:rPr>
+        <w:t xml:space="preserve">Этот процесс происходит </w:t>
+      </w:r>
+      <w:proofErr w:type="spellStart"/>
+      <w:r>
+        <w:rPr>
+          <w:szCs w:val="28"/>
+          <w:highlight w:val="yellow"/>
+        </w:rPr>
+        <w:t>камерально</w:t>
+      </w:r>
+      <w:proofErr w:type="spellEnd"/>
+      <w:r>
+        <w:rPr>
+          <w:szCs w:val="28"/>
+          <w:highlight w:val="yellow"/>
+        </w:rPr>
+        <w:t>?</w:t>
+      </w:r>
+    </w:p>
+    <w:p>
+      <w:pPr>
+        <w:pStyle w:val="a6"/>
         <w:numPr>
           <w:ilvl w:val="0"/>
           <w:numId w:val="3"/>
@@ -752,7 +1141,6 @@
         <w:rPr>
           <w:szCs w:val="28"/>
         </w:rPr>
-        <w:lastRenderedPageBreak/>
         <w:t>Организация работы с подрядчиком по предоставлению графиков производства работ</w:t>
       </w:r>
       <w:r>
@@ -766,6 +1154,43 @@
           <w:szCs w:val="28"/>
         </w:rPr>
         <w:t>проекта производства работ.</w:t>
+      </w:r>
+    </w:p>
+    <w:p>
+      <w:pPr>
+        <w:pStyle w:val="a6"/>
+        <w:adjustRightInd w:val="0"/>
+        <w:jc w:val="both"/>
+        <w:outlineLvl w:val="1"/>
+        <w:rPr>
+          <w:szCs w:val="28"/>
+          <w:highlight w:val="yellow"/>
+        </w:rPr>
+      </w:pPr>
+      <w:r>
+        <w:rPr>
+          <w:szCs w:val="28"/>
+          <w:highlight w:val="yellow"/>
+        </w:rPr>
+        <w:t>Как часто?</w:t>
+      </w:r>
+    </w:p>
+    <w:p>
+      <w:pPr>
+        <w:pStyle w:val="a6"/>
+        <w:adjustRightInd w:val="0"/>
+        <w:jc w:val="both"/>
+        <w:outlineLvl w:val="1"/>
+        <w:rPr>
+          <w:szCs w:val="28"/>
+        </w:rPr>
+      </w:pPr>
+      <w:r>
+        <w:rPr>
+          <w:szCs w:val="28"/>
+          <w:highlight w:val="yellow"/>
+        </w:rPr>
+        <w:t>Что значит организация работы с подрядчиком? Что это вообще за процесс?</w:t>
       </w:r>
     </w:p>
     <w:p>
@@ -792,6 +1217,24 @@
     <w:p>
       <w:pPr>
         <w:pStyle w:val="a6"/>
+        <w:adjustRightInd w:val="0"/>
+        <w:jc w:val="both"/>
+        <w:outlineLvl w:val="1"/>
+        <w:rPr>
+          <w:szCs w:val="28"/>
+        </w:rPr>
+      </w:pPr>
+      <w:r>
+        <w:rPr>
+          <w:szCs w:val="28"/>
+          <w:highlight w:val="yellow"/>
+        </w:rPr>
+        <w:t>По сути просто выезда на объект</w:t>
+      </w:r>
+    </w:p>
+    <w:p>
+      <w:pPr>
+        <w:pStyle w:val="a6"/>
         <w:numPr>
           <w:ilvl w:val="0"/>
           <w:numId w:val="3"/>
@@ -825,6 +1268,24 @@
     <w:p>
       <w:pPr>
         <w:pStyle w:val="a6"/>
+        <w:adjustRightInd w:val="0"/>
+        <w:jc w:val="both"/>
+        <w:outlineLvl w:val="1"/>
+        <w:rPr>
+          <w:szCs w:val="28"/>
+        </w:rPr>
+      </w:pPr>
+      <w:r>
+        <w:rPr>
+          <w:szCs w:val="28"/>
+          <w:highlight w:val="green"/>
+        </w:rPr>
+        <w:t>Оформление отчетов об осмотрах объекта</w:t>
+      </w:r>
+    </w:p>
+    <w:p>
+      <w:pPr>
+        <w:pStyle w:val="a6"/>
         <w:numPr>
           <w:ilvl w:val="0"/>
           <w:numId w:val="3"/>
@@ -846,6 +1307,61 @@
     <w:p>
       <w:pPr>
         <w:pStyle w:val="a6"/>
+        <w:adjustRightInd w:val="0"/>
+        <w:jc w:val="both"/>
+        <w:outlineLvl w:val="1"/>
+        <w:rPr>
+          <w:szCs w:val="28"/>
+        </w:rPr>
+      </w:pPr>
+      <w:r>
+        <w:rPr>
+          <w:szCs w:val="28"/>
+          <w:highlight w:val="green"/>
+        </w:rPr>
+        <w:t>Формирование какого-то реестра</w:t>
+      </w:r>
+    </w:p>
+    <w:p>
+      <w:pPr>
+        <w:pStyle w:val="a6"/>
+        <w:adjustRightInd w:val="0"/>
+        <w:jc w:val="both"/>
+        <w:outlineLvl w:val="1"/>
+        <w:rPr>
+          <w:szCs w:val="28"/>
+          <w:highlight w:val="yellow"/>
+        </w:rPr>
+      </w:pPr>
+      <w:r>
+        <w:rPr>
+          <w:szCs w:val="28"/>
+          <w:highlight w:val="yellow"/>
+        </w:rPr>
+        <w:t>Что за реестры?</w:t>
+      </w:r>
+    </w:p>
+    <w:p>
+      <w:pPr>
+        <w:pStyle w:val="a6"/>
+        <w:adjustRightInd w:val="0"/>
+        <w:jc w:val="both"/>
+        <w:outlineLvl w:val="1"/>
+        <w:rPr>
+          <w:szCs w:val="28"/>
+        </w:rPr>
+      </w:pPr>
+      <w:r>
+        <w:rPr>
+          <w:szCs w:val="28"/>
+          <w:highlight w:val="yellow"/>
+        </w:rPr>
+        <w:t>Насколько долго и сложно их формировать?</w:t>
+      </w:r>
+    </w:p>
+    <w:p>
+      <w:pPr>
+        <w:pStyle w:val="a6"/>
         <w:numPr>
           <w:ilvl w:val="0"/>
           <w:numId w:val="3"/>
@@ -867,6 +1383,24 @@
     <w:p>
       <w:pPr>
         <w:pStyle w:val="a6"/>
+        <w:adjustRightInd w:val="0"/>
+        <w:jc w:val="both"/>
+        <w:outlineLvl w:val="1"/>
+        <w:rPr>
+          <w:szCs w:val="28"/>
+        </w:rPr>
+      </w:pPr>
+      <w:r>
+        <w:rPr>
+          <w:szCs w:val="28"/>
+          <w:highlight w:val="green"/>
+        </w:rPr>
+        <w:t>Внесение характеристик в программу Эталон</w:t>
+      </w:r>
+    </w:p>
+    <w:p>
+      <w:pPr>
+        <w:pStyle w:val="a6"/>
         <w:numPr>
           <w:ilvl w:val="0"/>
           <w:numId w:val="3"/>
@@ -888,6 +1422,43 @@
     <w:p>
       <w:pPr>
         <w:pStyle w:val="a6"/>
+        <w:adjustRightInd w:val="0"/>
+        <w:jc w:val="both"/>
+        <w:outlineLvl w:val="1"/>
+        <w:rPr>
+          <w:szCs w:val="28"/>
+          <w:highlight w:val="yellow"/>
+        </w:rPr>
+      </w:pPr>
+      <w:r>
+        <w:rPr>
+          <w:szCs w:val="28"/>
+          <w:highlight w:val="yellow"/>
+        </w:rPr>
+        <w:t>Что за ведение личных папок?</w:t>
+      </w:r>
+    </w:p>
+    <w:p>
+      <w:pPr>
+        <w:pStyle w:val="a6"/>
+        <w:adjustRightInd w:val="0"/>
+        <w:jc w:val="both"/>
+        <w:outlineLvl w:val="1"/>
+        <w:rPr>
+          <w:szCs w:val="28"/>
+        </w:rPr>
+      </w:pPr>
+      <w:r>
+        <w:rPr>
+          <w:szCs w:val="28"/>
+          <w:highlight w:val="yellow"/>
+        </w:rPr>
+        <w:t>Сколько времени занимает?</w:t>
+      </w:r>
+    </w:p>
+    <w:p>
+      <w:pPr>
+        <w:pStyle w:val="a6"/>
         <w:numPr>
           <w:ilvl w:val="0"/>
           <w:numId w:val="3"/>
@@ -903,11 +1474,30 @@
         <w:rPr>
           <w:szCs w:val="28"/>
         </w:rPr>
+        <w:lastRenderedPageBreak/>
         <w:t>Формирование документации совместно с подрядчиком для проведения Технических совещаний (при их необходимости).</w:t>
       </w:r>
     </w:p>
     <w:p>
       <w:pPr>
+        <w:pStyle w:val="a6"/>
+        <w:adjustRightInd w:val="0"/>
+        <w:jc w:val="both"/>
+        <w:outlineLvl w:val="1"/>
+        <w:rPr>
+          <w:szCs w:val="28"/>
+        </w:rPr>
+      </w:pPr>
+      <w:r>
+        <w:rPr>
+          <w:szCs w:val="28"/>
+          <w:highlight w:val="green"/>
+        </w:rPr>
+        <w:t>Формирование документации для проведения технического совещания</w:t>
+      </w:r>
+    </w:p>
+    <w:p>
+      <w:pPr>
         <w:adjustRightInd w:val="0"/>
         <w:spacing w:after="0"/>
         <w:ind w:left="360"/>
@@ -915,25 +1505,15 @@
         <w:outlineLvl w:val="1"/>
         <w:rPr>
           <w:szCs w:val="28"/>
-        </w:rPr>
-      </w:pPr>
-      <w:r>
-        <w:rPr>
-          <w:szCs w:val="28"/>
-        </w:rPr>
-        <w:t>4.</w:t>
-      </w:r>
-      <w:r>
-        <w:rPr>
-          <w:szCs w:val="28"/>
-        </w:rPr>
-        <w:t>1.</w:t>
-      </w:r>
-      <w:r>
-        <w:rPr>
-          <w:szCs w:val="28"/>
-        </w:rPr>
-        <w:t xml:space="preserve"> Блок безопасности и охраны труда (смежная зона)</w:t>
+          <w:highlight w:val="red"/>
+        </w:rPr>
+      </w:pPr>
+      <w:r>
+        <w:rPr>
+          <w:szCs w:val="28"/>
+          <w:highlight w:val="red"/>
+        </w:rPr>
+        <w:t>4.1. Блок безопасности и охраны труда (смежная зона)</w:t>
       </w:r>
     </w:p>
     <w:p>
@@ -945,11 +1525,13 @@
         <w:outlineLvl w:val="1"/>
         <w:rPr>
           <w:szCs w:val="28"/>
-        </w:rPr>
-      </w:pPr>
-      <w:r>
-        <w:rPr>
-          <w:szCs w:val="28"/>
+          <w:highlight w:val="red"/>
+        </w:rPr>
+      </w:pPr>
+      <w:r>
+        <w:rPr>
+          <w:szCs w:val="28"/>
+          <w:highlight w:val="red"/>
         </w:rPr>
         <w:t>Задачи:</w:t>
       </w:r>
@@ -966,11 +1548,13 @@
         <w:outlineLvl w:val="1"/>
         <w:rPr>
           <w:szCs w:val="28"/>
-        </w:rPr>
-      </w:pPr>
-      <w:r>
-        <w:rPr>
-          <w:szCs w:val="28"/>
+          <w:highlight w:val="red"/>
+        </w:rPr>
+      </w:pPr>
+      <w:r>
+        <w:rPr>
+          <w:szCs w:val="28"/>
+          <w:highlight w:val="red"/>
         </w:rPr>
         <w:t>Контроль соблюдения подрядчиком требований охраны труда и техники безопасности при производстве работ.</w:t>
       </w:r>
@@ -987,11 +1571,13 @@
         <w:outlineLvl w:val="1"/>
         <w:rPr>
           <w:szCs w:val="28"/>
-        </w:rPr>
-      </w:pPr>
-      <w:r>
-        <w:rPr>
-          <w:szCs w:val="28"/>
+          <w:highlight w:val="red"/>
+        </w:rPr>
+      </w:pPr>
+      <w:r>
+        <w:rPr>
+          <w:szCs w:val="28"/>
+          <w:highlight w:val="red"/>
         </w:rPr>
         <w:t>Контроль наличия и исправности ограждений и дорожных знаков на время проведения работ.</w:t>
       </w:r>
@@ -1008,11 +1594,13 @@
         <w:outlineLvl w:val="1"/>
         <w:rPr>
           <w:szCs w:val="28"/>
-        </w:rPr>
-      </w:pPr>
-      <w:r>
-        <w:rPr>
-          <w:szCs w:val="28"/>
+          <w:highlight w:val="red"/>
+        </w:rPr>
+      </w:pPr>
+      <w:r>
+        <w:rPr>
+          <w:szCs w:val="28"/>
+          <w:highlight w:val="red"/>
         </w:rPr>
         <w:t>Фиксация нарушений техники безопасности.</w:t>
       </w:r>
@@ -1127,6 +1715,40 @@
     <w:p>
       <w:pPr>
         <w:pStyle w:val="a6"/>
+        <w:adjustRightInd w:val="0"/>
+        <w:jc w:val="both"/>
+        <w:outlineLvl w:val="1"/>
+        <w:rPr>
+          <w:szCs w:val="28"/>
+        </w:rPr>
+      </w:pPr>
+      <w:r>
+        <w:rPr>
+          <w:szCs w:val="28"/>
+          <w:highlight w:val="green"/>
+        </w:rPr>
+        <w:t xml:space="preserve">Составление </w:t>
+      </w:r>
+      <w:proofErr w:type="spellStart"/>
+      <w:r>
+        <w:rPr>
+          <w:szCs w:val="28"/>
+          <w:highlight w:val="green"/>
+        </w:rPr>
+        <w:t>дефектовки</w:t>
+      </w:r>
+      <w:proofErr w:type="spellEnd"/>
+      <w:r>
+        <w:rPr>
+          <w:szCs w:val="28"/>
+          <w:highlight w:val="green"/>
+        </w:rPr>
+        <w:t xml:space="preserve"> (включая время на осмотр объекта)</w:t>
+      </w:r>
+    </w:p>
+    <w:p>
+      <w:pPr>
+        <w:pStyle w:val="a6"/>
         <w:numPr>
           <w:ilvl w:val="0"/>
           <w:numId w:val="5"/>
@@ -1148,6 +1770,24 @@
     <w:p>
       <w:pPr>
         <w:pStyle w:val="a6"/>
+        <w:adjustRightInd w:val="0"/>
+        <w:jc w:val="both"/>
+        <w:outlineLvl w:val="1"/>
+        <w:rPr>
+          <w:szCs w:val="28"/>
+        </w:rPr>
+      </w:pPr>
+      <w:r>
+        <w:rPr>
+          <w:szCs w:val="28"/>
+          <w:highlight w:val="green"/>
+        </w:rPr>
+        <w:t>Разработка ТЗ</w:t>
+      </w:r>
+    </w:p>
+    <w:p>
+      <w:pPr>
+        <w:pStyle w:val="a6"/>
         <w:numPr>
           <w:ilvl w:val="0"/>
           <w:numId w:val="5"/>
@@ -1293,6 +1933,227 @@
           <w:szCs w:val="28"/>
         </w:rPr>
       </w:pPr>
+      <w:r>
+        <w:rPr>
+          <w:szCs w:val="28"/>
+        </w:rPr>
+        <w:t>Какие задачи выявил я:</w:t>
+      </w:r>
+    </w:p>
+    <w:p>
+      <w:pPr>
+        <w:pStyle w:val="a6"/>
+        <w:numPr>
+          <w:ilvl w:val="0"/>
+          <w:numId w:val="6"/>
+        </w:numPr>
+        <w:adjustRightInd w:val="0"/>
+        <w:spacing w:after="0"/>
+        <w:jc w:val="both"/>
+        <w:outlineLvl w:val="1"/>
+        <w:rPr>
+          <w:szCs w:val="28"/>
+        </w:rPr>
+      </w:pPr>
+      <w:bookmarkStart w:id="0" w:name="_GoBack"/>
+      <w:r>
+        <w:rPr>
+          <w:szCs w:val="28"/>
+        </w:rPr>
+        <w:t>Посещение объекта</w:t>
+      </w:r>
+    </w:p>
+    <w:p>
+      <w:pPr>
+        <w:pStyle w:val="a6"/>
+        <w:numPr>
+          <w:ilvl w:val="0"/>
+          <w:numId w:val="6"/>
+        </w:numPr>
+        <w:adjustRightInd w:val="0"/>
+        <w:spacing w:after="0"/>
+        <w:jc w:val="both"/>
+        <w:outlineLvl w:val="1"/>
+        <w:rPr>
+          <w:szCs w:val="28"/>
+        </w:rPr>
+      </w:pPr>
+      <w:r>
+        <w:rPr>
+          <w:szCs w:val="28"/>
+        </w:rPr>
+        <w:t>Составление отчета о посещении объекта</w:t>
+      </w:r>
+    </w:p>
+    <w:p>
+      <w:pPr>
+        <w:pStyle w:val="a6"/>
+        <w:numPr>
+          <w:ilvl w:val="0"/>
+          <w:numId w:val="6"/>
+        </w:numPr>
+        <w:adjustRightInd w:val="0"/>
+        <w:spacing w:after="0"/>
+        <w:jc w:val="both"/>
+        <w:outlineLvl w:val="1"/>
+        <w:rPr>
+          <w:szCs w:val="28"/>
+        </w:rPr>
+      </w:pPr>
+      <w:r>
+        <w:rPr>
+          <w:szCs w:val="28"/>
+        </w:rPr>
+        <w:t>Приемка выполненных работ (исполнительная документация, КС-2)</w:t>
+      </w:r>
+    </w:p>
+    <w:p>
+      <w:pPr>
+        <w:pStyle w:val="a6"/>
+        <w:numPr>
+          <w:ilvl w:val="0"/>
+          <w:numId w:val="6"/>
+        </w:numPr>
+        <w:adjustRightInd w:val="0"/>
+        <w:spacing w:after="0"/>
+        <w:jc w:val="both"/>
+        <w:outlineLvl w:val="1"/>
+        <w:rPr>
+          <w:szCs w:val="28"/>
+        </w:rPr>
+      </w:pPr>
+      <w:r>
+        <w:rPr>
+          <w:szCs w:val="28"/>
+        </w:rPr>
+        <w:t>Отбор проб, составление актов отбора проб.</w:t>
+      </w:r>
+    </w:p>
+    <w:p>
+      <w:pPr>
+        <w:pStyle w:val="a6"/>
+        <w:numPr>
+          <w:ilvl w:val="0"/>
+          <w:numId w:val="6"/>
+        </w:numPr>
+        <w:adjustRightInd w:val="0"/>
+        <w:spacing w:after="0"/>
+        <w:jc w:val="both"/>
+        <w:outlineLvl w:val="1"/>
+        <w:rPr>
+          <w:szCs w:val="28"/>
+        </w:rPr>
+      </w:pPr>
+      <w:r>
+        <w:rPr>
+          <w:szCs w:val="28"/>
+        </w:rPr>
+        <w:t>Составление претензионных писем</w:t>
+      </w:r>
+    </w:p>
+    <w:p>
+      <w:pPr>
+        <w:pStyle w:val="a6"/>
+        <w:numPr>
+          <w:ilvl w:val="0"/>
+          <w:numId w:val="6"/>
+        </w:numPr>
+        <w:adjustRightInd w:val="0"/>
+        <w:spacing w:after="0"/>
+        <w:jc w:val="both"/>
+        <w:outlineLvl w:val="1"/>
+        <w:rPr>
+          <w:szCs w:val="28"/>
+        </w:rPr>
+      </w:pPr>
+      <w:r>
+        <w:rPr>
+          <w:szCs w:val="28"/>
+        </w:rPr>
+        <w:t>Внесение характеристик в программу Эталон</w:t>
+      </w:r>
+    </w:p>
+    <w:p>
+      <w:pPr>
+        <w:pStyle w:val="a6"/>
+        <w:numPr>
+          <w:ilvl w:val="0"/>
+          <w:numId w:val="6"/>
+        </w:numPr>
+        <w:adjustRightInd w:val="0"/>
+        <w:spacing w:after="0"/>
+        <w:jc w:val="both"/>
+        <w:outlineLvl w:val="1"/>
+        <w:rPr>
+          <w:szCs w:val="28"/>
+        </w:rPr>
+      </w:pPr>
+      <w:r>
+        <w:rPr>
+          <w:szCs w:val="28"/>
+        </w:rPr>
+        <w:t>Составление дефектной ведомости (включая выезд на объект)</w:t>
+      </w:r>
+    </w:p>
+    <w:p>
+      <w:pPr>
+        <w:pStyle w:val="a6"/>
+        <w:numPr>
+          <w:ilvl w:val="0"/>
+          <w:numId w:val="6"/>
+        </w:numPr>
+        <w:adjustRightInd w:val="0"/>
+        <w:spacing w:after="0"/>
+        <w:jc w:val="both"/>
+        <w:outlineLvl w:val="1"/>
+        <w:rPr>
+          <w:szCs w:val="28"/>
+        </w:rPr>
+      </w:pPr>
+      <w:r>
+        <w:rPr>
+          <w:szCs w:val="28"/>
+        </w:rPr>
+        <w:lastRenderedPageBreak/>
+        <w:t xml:space="preserve">Разработка технического задания (включая </w:t>
+      </w:r>
+      <w:proofErr w:type="spellStart"/>
+      <w:r>
+        <w:rPr>
+          <w:szCs w:val="28"/>
+        </w:rPr>
+        <w:t>нормативку</w:t>
+      </w:r>
+      <w:proofErr w:type="spellEnd"/>
+      <w:r>
+        <w:rPr>
+          <w:szCs w:val="28"/>
+        </w:rPr>
+        <w:t xml:space="preserve"> и СВОР)</w:t>
+      </w:r>
+    </w:p>
+    <w:p>
+      <w:pPr>
+        <w:pStyle w:val="a6"/>
+        <w:numPr>
+          <w:ilvl w:val="0"/>
+          <w:numId w:val="6"/>
+        </w:numPr>
+        <w:adjustRightInd w:val="0"/>
+        <w:spacing w:after="0"/>
+        <w:jc w:val="both"/>
+        <w:outlineLvl w:val="1"/>
+        <w:rPr>
+          <w:szCs w:val="28"/>
+        </w:rPr>
+      </w:pPr>
+      <w:r>
+        <w:rPr>
+          <w:szCs w:val="28"/>
+        </w:rPr>
+        <w:t>Написание служебной записки</w:t>
+      </w:r>
+      <w:bookmarkEnd w:id="0"/>
     </w:p>
     <w:p>
       <w:pPr>
@@ -1316,7 +2177,7 @@
 </file>
 
 <file path=word/numbering.xml><?xml version="1.0" encoding="utf-8"?>
-<w:numbering xmlns:wpc="http://schemas.microsoft.com/office/word/2010/wordprocessingCanvas" xmlns:cx="http://schemas.microsoft.com/office/drawing/2014/chartex" xmlns:cx1="http://schemas.microsoft.com/office/drawing/2015/9/8/chartex" xmlns:cx2="http://schemas.microsoft.com/office/drawing/2015/10/21/chartex" xmlns:cx3="http://schemas.microsoft.com/office/drawing/2016/5/9/chartex" xmlns:cx4="http://schemas.microsoft.com/office/drawing/2016/5/10/chartex" xmlns:cx5="http://schemas.microsoft.com/office/drawing/2016/5/11/chartex" xmlns:cx6="http://schemas.microsoft.com/office/drawing/2016/5/12/chartex" xmlns:cx7="http://schemas.microsoft.com/office/drawing/2016/5/13/chartex" xmlns:cx8="http://schemas.microsoft.com/office/drawing/2016/5/14/chartex" xmlns:mc="http://schemas.openxmlformats.org/markup-compatibility/2006" xmlns:aink="http://schemas.microsoft.com/office/drawing/2016/ink" xmlns:am3d="http://schemas.microsoft.com/office/drawing/2017/model3d" xmlns:o="urn:schemas-microsoft-com:office:office" xmlns:oel="http://schemas.microsoft.com/office/2019/extlst" xmlns:r="http://schemas.openxmlformats.org/officeDocument/2006/relationships" xmlns:m="http://schemas.openxmlformats.org/officeDocument/2006/math" xmlns:v="urn:schemas-microsoft-com:vml" xmlns:wp14="http://schemas.microsoft.com/office/word/2010/wordprocessingDrawing" xmlns:wp="http://schemas.openxmlformats.org/drawingml/2006/wordprocessingDrawing" xmlns:w10="urn:schemas-microsoft-com:office:word" xmlns:w="http://schemas.openxmlformats.org/wordprocessingml/2006/main" xmlns:w14="http://schemas.microsoft.com/office/word/2010/wordml" xmlns:w15="http://schemas.microsoft.com/office/word/2012/wordml" xmlns:w16cex="http://schemas.microsoft.com/office/word/2018/wordml/cex" xmlns:w16cid="http://schemas.microsoft.com/office/word/2016/wordml/cid" xmlns:w16="http://schemas.microsoft.com/office/word/2018/wordml" xmlns:w16du="http://schemas.microsoft.com/office/word/2023/wordml/word16du" xmlns:w16sdtdh="http://schemas.microsoft.com/office/word/2020/wordml/sdtdatahash" xmlns:w16sdtfl="http://schemas.microsoft.com/office/word/2024/wordml/sdtformatlock" xmlns:w16se="http://schemas.microsoft.com/office/word/2015/wordml/symex" xmlns:wpg="http://schemas.microsoft.com/office/word/2010/wordprocessingGroup" xmlns:wpi="http://schemas.microsoft.com/office/word/2010/wordprocessingInk" xmlns:wne="http://schemas.microsoft.com/office/word/2006/wordml" xmlns:wps="http://schemas.microsoft.com/office/word/2010/wordprocessingShape" mc:Ignorable="w14 w15 w16se w16cid w16 w16cex w16sdtdh w16sdtfl w16du wp14">
+<w:numbering xmlns:wpc="http://schemas.microsoft.com/office/word/2010/wordprocessingCanvas" xmlns:cx="http://schemas.microsoft.com/office/drawing/2014/chartex" xmlns:mc="http://schemas.openxmlformats.org/markup-compatibility/2006" xmlns:o="urn:schemas-microsoft-com:office:office" xmlns:r="http://schemas.openxmlformats.org/officeDocument/2006/relationships" xmlns:m="http://schemas.openxmlformats.org/officeDocument/2006/math" xmlns:v="urn:schemas-microsoft-com:vml" xmlns:wp14="http://schemas.microsoft.com/office/word/2010/wordprocessingDrawing" xmlns:wp="http://schemas.openxmlformats.org/drawingml/2006/wordprocessingDrawing" xmlns:w10="urn:schemas-microsoft-com:office:word" xmlns:w="http://schemas.openxmlformats.org/wordprocessingml/2006/main" xmlns:w14="http://schemas.microsoft.com/office/word/2010/wordml" xmlns:w15="http://schemas.microsoft.com/office/word/2012/wordml" xmlns:w16se="http://schemas.microsoft.com/office/word/2015/wordml/symex" xmlns:wpg="http://schemas.microsoft.com/office/word/2010/wordprocessingGroup" xmlns:wpi="http://schemas.microsoft.com/office/word/2010/wordprocessingInk" xmlns:wne="http://schemas.microsoft.com/office/word/2006/wordml" xmlns:wps="http://schemas.microsoft.com/office/word/2010/wordprocessingShape" mc:Ignorable="w14 w15 w16se wp14">
   <w:abstractNum w:abstractNumId="0" w15:restartNumberingAfterBreak="0">
     <w:nsid w:val="074172DB"/>
     <w:multiLevelType w:val="multilevel"/>
@@ -1854,6 +2715,95 @@
     </w:lvl>
   </w:abstractNum>
   <w:abstractNum w:abstractNumId="4" w15:restartNumberingAfterBreak="0">
+    <w:nsid w:val="42BB5068"/>
+    <w:multiLevelType w:val="hybridMultilevel"/>
+    <w:tmpl w:val="5FCA4410"/>
+    <w:lvl w:ilvl="0" w:tplc="0419000F">
+      <w:start w:val="1"/>
+      <w:numFmt w:val="decimal"/>
+      <w:lvlText w:val="%1."/>
+      <w:lvlJc w:val="left"/>
+      <w:pPr>
+        <w:ind w:left="720" w:hanging="360"/>
+      </w:pPr>
+      <w:rPr>
+        <w:rFonts w:hint="default"/>
+      </w:rPr>
+    </w:lvl>
+    <w:lvl w:ilvl="1" w:tplc="04190019" w:tentative="1">
+      <w:start w:val="1"/>
+      <w:numFmt w:val="lowerLetter"/>
+      <w:lvlText w:val="%2."/>
+      <w:lvlJc w:val="left"/>
+      <w:pPr>
+        <w:ind w:left="1440" w:hanging="360"/>
+      </w:pPr>
+    </w:lvl>
+    <w:lvl w:ilvl="2" w:tplc="0419001B" w:tentative="1">
+      <w:start w:val="1"/>
+      <w:numFmt w:val="lowerRoman"/>
+      <w:lvlText w:val="%3."/>
+      <w:lvlJc w:val="right"/>
+      <w:pPr>
+        <w:ind w:left="2160" w:hanging="180"/>
+      </w:pPr>
+    </w:lvl>
+    <w:lvl w:ilvl="3" w:tplc="0419000F" w:tentative="1">
+      <w:start w:val="1"/>
+      <w:numFmt w:val="decimal"/>
+      <w:lvlText w:val="%4."/>
+      <w:lvlJc w:val="left"/>
+      <w:pPr>
+        <w:ind w:left="2880" w:hanging="360"/>
+      </w:pPr>
+    </w:lvl>
+    <w:lvl w:ilvl="4" w:tplc="04190019" w:tentative="1">
+      <w:start w:val="1"/>
+      <w:numFmt w:val="lowerLetter"/>
+      <w:lvlText w:val="%5."/>
+      <w:lvlJc w:val="left"/>
+      <w:pPr>
+        <w:ind w:left="3600" w:hanging="360"/>
+      </w:pPr>
+    </w:lvl>
+    <w:lvl w:ilvl="5" w:tplc="0419001B" w:tentative="1">
+      <w:start w:val="1"/>
+      <w:numFmt w:val="lowerRoman"/>
+      <w:lvlText w:val="%6."/>
+      <w:lvlJc w:val="right"/>
+      <w:pPr>
+        <w:ind w:left="4320" w:hanging="180"/>
+      </w:pPr>
+    </w:lvl>
+    <w:lvl w:ilvl="6" w:tplc="0419000F" w:tentative="1">
+      <w:start w:val="1"/>
+      <w:numFmt w:val="decimal"/>
+      <w:lvlText w:val="%7."/>
+      <w:lvlJc w:val="left"/>
+      <w:pPr>
+        <w:ind w:left="5040" w:hanging="360"/>
+      </w:pPr>
+    </w:lvl>
+    <w:lvl w:ilvl="7" w:tplc="04190019" w:tentative="1">
+      <w:start w:val="1"/>
+      <w:numFmt w:val="lowerLetter"/>
+      <w:lvlText w:val="%8."/>
+      <w:lvlJc w:val="left"/>
+      <w:pPr>
+        <w:ind w:left="5760" w:hanging="360"/>
+      </w:pPr>
+    </w:lvl>
+    <w:lvl w:ilvl="8" w:tplc="0419001B" w:tentative="1">
+      <w:start w:val="1"/>
+      <w:numFmt w:val="lowerRoman"/>
+      <w:lvlText w:val="%9."/>
+      <w:lvlJc w:val="right"/>
+      <w:pPr>
+        <w:ind w:left="6480" w:hanging="180"/>
+      </w:pPr>
+    </w:lvl>
+  </w:abstractNum>
+  <w:abstractNum w:abstractNumId="5" w15:restartNumberingAfterBreak="0">
     <w:nsid w:val="55641E49"/>
     <w:multiLevelType w:val="hybridMultilevel"/>
     <w:tmpl w:val="F99C5C3C"/>
@@ -1966,26 +2916,29 @@
       </w:rPr>
     </w:lvl>
   </w:abstractNum>
-  <w:num w:numId="1" w16cid:durableId="1285846863">
+  <w:num w:numId="1">
     <w:abstractNumId w:val="1"/>
   </w:num>
-  <w:num w:numId="2" w16cid:durableId="462232015">
-    <w:abstractNumId w:val="4"/>
+  <w:num w:numId="2">
+    <w:abstractNumId w:val="5"/>
   </w:num>
-  <w:num w:numId="3" w16cid:durableId="578902007">
+  <w:num w:numId="3">
     <w:abstractNumId w:val="0"/>
   </w:num>
-  <w:num w:numId="4" w16cid:durableId="1541896185">
+  <w:num w:numId="4">
     <w:abstractNumId w:val="3"/>
   </w:num>
-  <w:num w:numId="5" w16cid:durableId="1673870244">
+  <w:num w:numId="5">
     <w:abstractNumId w:val="2"/>
+  </w:num>
+  <w:num w:numId="6">
+    <w:abstractNumId w:val="4"/>
   </w:num>
 </w:numbering>
 </file>
 
 <file path=word/styles.xml><?xml version="1.0" encoding="utf-8"?>
-<w:styles xmlns:mc="http://schemas.openxmlformats.org/markup-compatibility/2006" xmlns:r="http://schemas.openxmlformats.org/officeDocument/2006/relationships" xmlns:w="http://schemas.openxmlformats.org/wordprocessingml/2006/main" xmlns:w14="http://schemas.microsoft.com/office/word/2010/wordml" xmlns:w15="http://schemas.microsoft.com/office/word/2012/wordml" xmlns:w16cex="http://schemas.microsoft.com/office/word/2018/wordml/cex" xmlns:w16cid="http://schemas.microsoft.com/office/word/2016/wordml/cid" xmlns:w16="http://schemas.microsoft.com/office/word/2018/wordml" xmlns:w16du="http://schemas.microsoft.com/office/word/2023/wordml/word16du" xmlns:w16sdtdh="http://schemas.microsoft.com/office/word/2020/wordml/sdtdatahash" xmlns:w16sdtfl="http://schemas.microsoft.com/office/word/2024/wordml/sdtformatlock" xmlns:w16se="http://schemas.microsoft.com/office/word/2015/wordml/symex" mc:Ignorable="w14 w15 w16se w16cid w16 w16cex w16sdtdh w16sdtfl w16du">
+<w:styles xmlns:mc="http://schemas.openxmlformats.org/markup-compatibility/2006" xmlns:r="http://schemas.openxmlformats.org/officeDocument/2006/relationships" xmlns:w="http://schemas.openxmlformats.org/wordprocessingml/2006/main" xmlns:w14="http://schemas.microsoft.com/office/word/2010/wordml" xmlns:w15="http://schemas.microsoft.com/office/word/2012/wordml" xmlns:w16se="http://schemas.microsoft.com/office/word/2015/wordml/symex" mc:Ignorable="w14 w15 w16se">
   <w:docDefaults>
     <w:rPrDefault>
       <w:rPr>
@@ -1995,7 +2948,7 @@
     </w:rPrDefault>
     <w:pPrDefault/>
   </w:docDefaults>
-  <w:latentStyles w:defLockedState="0" w:defUIPriority="99" w:defSemiHidden="0" w:defUnhideWhenUsed="0" w:defQFormat="0" w:count="376">
+  <w:latentStyles w:defLockedState="0" w:defUIPriority="99" w:defSemiHidden="0" w:defUnhideWhenUsed="0" w:defQFormat="0" w:count="371">
     <w:lsdException w:name="Normal" w:uiPriority="0" w:qFormat="1"/>
     <w:lsdException w:name="heading 1" w:uiPriority="9" w:qFormat="1"/>
     <w:lsdException w:name="heading 2" w:semiHidden="1" w:uiPriority="9" w:unhideWhenUsed="1" w:qFormat="1"/>
@@ -2367,11 +3320,6 @@
     <w:lsdException w:name="List Table 5 Dark Accent 6" w:uiPriority="50"/>
     <w:lsdException w:name="List Table 6 Colorful Accent 6" w:uiPriority="51"/>
     <w:lsdException w:name="List Table 7 Colorful Accent 6" w:uiPriority="52"/>
-    <w:lsdException w:name="Mention" w:semiHidden="1" w:unhideWhenUsed="1"/>
-    <w:lsdException w:name="Smart Hyperlink" w:semiHidden="1" w:unhideWhenUsed="1"/>
-    <w:lsdException w:name="Hashtag" w:semiHidden="1" w:unhideWhenUsed="1"/>
-    <w:lsdException w:name="Unresolved Mention" w:semiHidden="1" w:unhideWhenUsed="1"/>
-    <w:lsdException w:name="Smart Link" w:semiHidden="1" w:unhideWhenUsed="1"/>
   </w:latentStyles>
   <w:style w:type="paragraph" w:default="1" w:styleId="a">
     <w:name w:val="Normal"/>
@@ -2389,6 +3337,7 @@
   <w:style w:type="character" w:default="1" w:styleId="a0">
     <w:name w:val="Default Paragraph Font"/>
     <w:uiPriority w:val="1"/>
+    <w:semiHidden/>
     <w:unhideWhenUsed/>
   </w:style>
   <w:style w:type="table" w:default="1" w:styleId="a1">
@@ -2778,7 +3727,7 @@
 </file>
 
 <file path=customXml/itemProps1.xml><?xml version="1.0" encoding="utf-8"?>
-<ds:datastoreItem xmlns:ds="http://schemas.openxmlformats.org/officeDocument/2006/customXml" ds:itemID="{9DD4DC4D-2F98-4694-B82F-779867EFC7E7}">
+<ds:datastoreItem xmlns:ds="http://schemas.openxmlformats.org/officeDocument/2006/customXml" ds:itemID="{1C4C383B-5385-4ABB-BB7E-6B9EA44B9F0B}">
   <ds:schemaRefs>
     <ds:schemaRef ds:uri="http://schemas.openxmlformats.org/officeDocument/2006/bibliography"/>
   </ds:schemaRefs>
